--- a/CVs/Roman Idov_SWE_2025_R.docx
+++ b/CVs/Roman Idov_SWE_2025_R.docx
@@ -628,7 +628,7 @@
           </mc:Choice>
           <mc:Fallback>
             <w:pict>
-              <v:group w14:anchorId="2E706C36" id="Image 6" o:spid="_x0000_s1026" editas="canvas" style="position:absolute;margin-left:54pt;margin-top:12pt;width:503.85pt;height:.5pt;z-index:-251675136;mso-wrap-distance-left:0;mso-wrap-distance-right:0;mso-position-horizontal-relative:page" coordsize="63988,63" o:gfxdata="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">
+              <v:group w14:anchorId="2E66C599" id="Image 6" o:spid="_x0000_s1026" editas="canvas" style="position:absolute;margin-left:54pt;margin-top:12pt;width:503.85pt;height:.5pt;z-index:-251675136;mso-wrap-distance-left:0;mso-wrap-distance-right:0;mso-position-horizontal-relative:page" coordsize="63988,63" o:gfxdata="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">
                 <v:shapetype id="_x0000_t75" coordsize="21600,21600" o:spt="75" o:preferrelative="t" path="m@4@5l@4@11@9@11@9@5xe" filled="f" stroked="f">
                   <v:stroke joinstyle="miter"/>
                   <v:formulas>
@@ -775,16 +775,7 @@
                       <w:sz w:val="18"/>
                       <w:szCs w:val="18"/>
                     </w:rPr>
-                    <w:t>e:</w:t>
-                  </w:r>
-                  <w:r>
-                    <w:rPr>
-                      <w:rFonts w:ascii="Calibri" w:eastAsia="Calibri" w:hAnsi="Calibri" w:cs="Calibri"/>
-                      <w:b/>
-                      <w:sz w:val="18"/>
-                      <w:szCs w:val="18"/>
-                    </w:rPr>
-                    <w:t xml:space="preserve"> </w:t>
+                    <w:t xml:space="preserve">e: </w:t>
                   </w:r>
                   <w:r>
                     <w:rPr>
@@ -859,15 +850,7 @@
                       <w:sz w:val="18"/>
                       <w:szCs w:val="18"/>
                     </w:rPr>
-                    <w:t xml:space="preserve"> </w:t>
-                  </w:r>
-                  <w:r>
-                    <w:rPr>
-                      <w:rFonts w:ascii="Calibri" w:eastAsia="Calibri" w:hAnsi="Calibri" w:cs="Calibri"/>
-                      <w:sz w:val="18"/>
-                      <w:szCs w:val="18"/>
-                    </w:rPr>
-                    <w:t>Israel,</w:t>
+                    <w:t xml:space="preserve"> Israel,</w:t>
                   </w:r>
                   <w:r>
                     <w:rPr>
@@ -2317,7 +2300,7 @@
               <w:autoSpaceDN w:val="0"/>
               <w:adjustRightInd w:val="0"/>
               <w:spacing w:before="5" w:line="237" w:lineRule="auto"/>
-              <w:ind w:right="3023"/>
+              <w:ind w:right="-29"/>
               <w:textAlignment w:val="baseline"/>
               <w:rPr>
                 <w:rFonts w:ascii="Calibri" w:eastAsia="Calibri" w:hAnsi="Calibri" w:cs="Calibri"/>
@@ -2396,6 +2379,8 @@
             <w:r>
               <w:rPr>
                 <w:rFonts w:ascii="Calibri" w:eastAsia="Calibri" w:hAnsi="Calibri" w:cs="Calibri"/>
+                <w:b/>
+                <w:bCs/>
                 <w:sz w:val="20"/>
                 <w:szCs w:val="20"/>
               </w:rPr>
@@ -2404,15 +2389,19 @@
             <w:r>
               <w:rPr>
                 <w:rFonts w:ascii="Calibri" w:eastAsia="Calibri" w:hAnsi="Calibri" w:cs="Calibri"/>
-                <w:spacing w:val="-1"/>
-                <w:sz w:val="20"/>
-                <w:szCs w:val="20"/>
-              </w:rPr>
-              <w:t xml:space="preserve"> </w:t>
-            </w:r>
-            <w:r>
-              <w:rPr>
-                <w:rFonts w:ascii="Calibri" w:eastAsia="Calibri" w:hAnsi="Calibri" w:cs="Calibri"/>
+                <w:b/>
+                <w:bCs/>
+                <w:spacing w:val="-1"/>
+                <w:sz w:val="20"/>
+                <w:szCs w:val="20"/>
+              </w:rPr>
+              <w:t xml:space="preserve"> </w:t>
+            </w:r>
+            <w:r>
+              <w:rPr>
+                <w:rFonts w:ascii="Calibri" w:eastAsia="Calibri" w:hAnsi="Calibri" w:cs="Calibri"/>
+                <w:b/>
+                <w:bCs/>
                 <w:sz w:val="20"/>
                 <w:szCs w:val="20"/>
               </w:rPr>
@@ -2433,7 +2422,33 @@
                 <w:sz w:val="20"/>
                 <w:szCs w:val="20"/>
               </w:rPr>
-              <w:t xml:space="preserve">1.1/2.0/3.0/3.5/4.0/4.5/4.7/5. </w:t>
+              <w:t>1.1/2.0/3.0/3.5/4.0/4.5/4.7/5</w:t>
+            </w:r>
+            <w:r>
+              <w:rPr>
+                <w:rFonts w:ascii="Calibri" w:eastAsia="Calibri" w:hAnsi="Calibri" w:cs="Calibri"/>
+                <w:sz w:val="20"/>
+                <w:szCs w:val="20"/>
+              </w:rPr>
+              <w:t xml:space="preserve">, </w:t>
+            </w:r>
+            <w:r>
+              <w:rPr>
+                <w:rFonts w:ascii="Calibri" w:eastAsia="Calibri" w:hAnsi="Calibri" w:cs="Calibri"/>
+                <w:b/>
+                <w:bCs/>
+                <w:sz w:val="20"/>
+                <w:szCs w:val="20"/>
+              </w:rPr>
+              <w:t>.NET Core</w:t>
+            </w:r>
+            <w:r>
+              <w:rPr>
+                <w:rFonts w:ascii="Calibri" w:eastAsia="Calibri" w:hAnsi="Calibri" w:cs="Calibri"/>
+                <w:sz w:val="20"/>
+                <w:szCs w:val="20"/>
+              </w:rPr>
+              <w:t xml:space="preserve">. </w:t>
             </w:r>
             <w:r>
               <w:rPr>
@@ -2515,6 +2530,26 @@
             <w:r>
               <w:rPr>
                 <w:rFonts w:ascii="Calibri" w:eastAsia="Calibri" w:hAnsi="Calibri" w:cs="Calibri"/>
+                <w:b/>
+                <w:bCs/>
+                <w:spacing w:val="-1"/>
+                <w:sz w:val="20"/>
+                <w:szCs w:val="20"/>
+              </w:rPr>
+              <w:t>C#</w:t>
+            </w:r>
+            <w:r>
+              <w:rPr>
+                <w:rFonts w:ascii="Calibri" w:eastAsia="Calibri" w:hAnsi="Calibri" w:cs="Calibri"/>
+                <w:spacing w:val="-1"/>
+                <w:sz w:val="20"/>
+                <w:szCs w:val="20"/>
+              </w:rPr>
+              <w:t xml:space="preserve">, </w:t>
+            </w:r>
+            <w:r>
+              <w:rPr>
+                <w:rFonts w:ascii="Calibri" w:eastAsia="Calibri" w:hAnsi="Calibri" w:cs="Calibri"/>
                 <w:sz w:val="20"/>
                 <w:szCs w:val="20"/>
               </w:rPr>
@@ -2620,7 +2655,33 @@
                 <w:sz w:val="20"/>
                 <w:szCs w:val="20"/>
               </w:rPr>
-              <w:t xml:space="preserve">QML) </w:t>
+              <w:t>QML)</w:t>
+            </w:r>
+            <w:r>
+              <w:rPr>
+                <w:rFonts w:ascii="Calibri" w:eastAsia="Calibri" w:hAnsi="Calibri" w:cs="Calibri"/>
+                <w:sz w:val="20"/>
+                <w:szCs w:val="20"/>
+              </w:rPr>
+              <w:t xml:space="preserve">, </w:t>
+            </w:r>
+            <w:r>
+              <w:rPr>
+                <w:rFonts w:ascii="Calibri" w:eastAsia="Calibri" w:hAnsi="Calibri" w:cs="Calibri"/>
+                <w:b/>
+                <w:bCs/>
+                <w:sz w:val="20"/>
+                <w:szCs w:val="20"/>
+              </w:rPr>
+              <w:t>Phyton</w:t>
+            </w:r>
+            <w:r>
+              <w:rPr>
+                <w:rFonts w:ascii="Calibri" w:eastAsia="Calibri" w:hAnsi="Calibri" w:cs="Calibri"/>
+                <w:sz w:val="20"/>
+                <w:szCs w:val="20"/>
+              </w:rPr>
+              <w:t xml:space="preserve"> scripting.</w:t>
             </w:r>
           </w:p>
           <w:p>
@@ -2831,74 +2892,7 @@
                 <w:sz w:val="20"/>
                 <w:szCs w:val="20"/>
               </w:rPr>
-              <w:t>Eclipse</w:t>
-            </w:r>
-            <w:r>
-              <w:rPr>
-                <w:rFonts w:ascii="Calibri" w:eastAsia="Calibri" w:hAnsi="Calibri" w:cs="Calibri"/>
-                <w:spacing w:val="-1"/>
-                <w:sz w:val="20"/>
-                <w:szCs w:val="20"/>
-              </w:rPr>
-              <w:t xml:space="preserve"> </w:t>
-            </w:r>
-            <w:r>
-              <w:rPr>
-                <w:rFonts w:ascii="Calibri" w:eastAsia="Calibri" w:hAnsi="Calibri" w:cs="Calibri"/>
-                <w:sz w:val="20"/>
-                <w:szCs w:val="20"/>
-              </w:rPr>
-              <w:t xml:space="preserve">3.3 </w:t>
-            </w:r>
-            <w:r>
-              <w:rPr>
-                <w:rFonts w:ascii="Calibri" w:eastAsia="Calibri" w:hAnsi="Calibri" w:cs="Calibri"/>
-                <w:sz w:val="20"/>
-                <w:szCs w:val="20"/>
-              </w:rPr>
-              <w:t xml:space="preserve">and </w:t>
-            </w:r>
-            <w:r>
-              <w:rPr>
-                <w:rFonts w:ascii="Calibri" w:eastAsia="Calibri" w:hAnsi="Calibri" w:cs="Calibri"/>
-                <w:sz w:val="20"/>
-                <w:szCs w:val="20"/>
-              </w:rPr>
-              <w:t>Microsoft</w:t>
-            </w:r>
-            <w:r>
-              <w:rPr>
-                <w:rFonts w:ascii="Calibri" w:eastAsia="Calibri" w:hAnsi="Calibri" w:cs="Calibri"/>
-                <w:spacing w:val="-2"/>
-                <w:sz w:val="20"/>
-                <w:szCs w:val="20"/>
-              </w:rPr>
-              <w:t xml:space="preserve"> </w:t>
-            </w:r>
-            <w:r>
-              <w:rPr>
-                <w:rFonts w:ascii="Calibri" w:eastAsia="Calibri" w:hAnsi="Calibri" w:cs="Calibri"/>
-                <w:sz w:val="20"/>
-                <w:szCs w:val="20"/>
-              </w:rPr>
-              <w:t>Client</w:t>
-            </w:r>
-            <w:r>
-              <w:rPr>
-                <w:rFonts w:ascii="Calibri" w:eastAsia="Calibri" w:hAnsi="Calibri" w:cs="Calibri"/>
-                <w:spacing w:val="-2"/>
-                <w:sz w:val="20"/>
-                <w:szCs w:val="20"/>
-              </w:rPr>
-              <w:t xml:space="preserve"> </w:t>
-            </w:r>
-            <w:r>
-              <w:rPr>
-                <w:rFonts w:ascii="Calibri" w:eastAsia="Calibri" w:hAnsi="Calibri" w:cs="Calibri"/>
-                <w:sz w:val="20"/>
-                <w:szCs w:val="20"/>
-              </w:rPr>
-              <w:t>technologies.</w:t>
+              <w:t>Eclipse.</w:t>
             </w:r>
           </w:p>
           <w:p>
@@ -5895,50 +5889,30 @@
               </w:rPr>
               <w:t xml:space="preserve"> </w:t>
             </w:r>
-            <w:proofErr w:type="spellStart"/>
-            <w:r>
-              <w:rPr>
-                <w:rFonts w:ascii="Calibri" w:eastAsia="Calibri" w:hAnsi="Calibri" w:cs="Calibri"/>
-                <w:sz w:val="20"/>
-                <w:szCs w:val="20"/>
-              </w:rPr>
-              <w:t>Syncfusion</w:t>
-            </w:r>
-            <w:proofErr w:type="spellEnd"/>
-            <w:r>
-              <w:rPr>
-                <w:rFonts w:ascii="Calibri" w:eastAsia="Calibri" w:hAnsi="Calibri" w:cs="Calibri"/>
-                <w:sz w:val="20"/>
-                <w:szCs w:val="20"/>
-              </w:rPr>
-              <w:t>,</w:t>
-            </w:r>
-            <w:r>
-              <w:rPr>
-                <w:rFonts w:ascii="Calibri" w:eastAsia="Calibri" w:hAnsi="Calibri" w:cs="Calibri"/>
-                <w:spacing w:val="-1"/>
-                <w:sz w:val="20"/>
-                <w:szCs w:val="20"/>
-              </w:rPr>
-              <w:t xml:space="preserve"> </w:t>
-            </w:r>
-            <w:proofErr w:type="spellStart"/>
-            <w:r>
-              <w:rPr>
-                <w:rFonts w:ascii="Calibri" w:eastAsia="Calibri" w:hAnsi="Calibri" w:cs="Calibri"/>
-                <w:sz w:val="20"/>
-                <w:szCs w:val="20"/>
-              </w:rPr>
-              <w:t>Xceed</w:t>
-            </w:r>
-            <w:proofErr w:type="spellEnd"/>
-            <w:r>
-              <w:rPr>
-                <w:rFonts w:ascii="Calibri" w:eastAsia="Calibri" w:hAnsi="Calibri" w:cs="Calibri"/>
-                <w:sz w:val="20"/>
-                <w:szCs w:val="20"/>
-              </w:rPr>
-              <w:t>,</w:t>
+            <w:r>
+              <w:rPr>
+                <w:rFonts w:ascii="Calibri" w:eastAsia="Calibri" w:hAnsi="Calibri" w:cs="Calibri"/>
+                <w:sz w:val="20"/>
+                <w:szCs w:val="20"/>
+              </w:rPr>
+              <w:t>Syncfusion,</w:t>
+            </w:r>
+            <w:r>
+              <w:rPr>
+                <w:rFonts w:ascii="Calibri" w:eastAsia="Calibri" w:hAnsi="Calibri" w:cs="Calibri"/>
+                <w:spacing w:val="-1"/>
+                <w:sz w:val="20"/>
+                <w:szCs w:val="20"/>
+              </w:rPr>
+              <w:t xml:space="preserve"> </w:t>
+            </w:r>
+            <w:r>
+              <w:rPr>
+                <w:rFonts w:ascii="Calibri" w:eastAsia="Calibri" w:hAnsi="Calibri" w:cs="Calibri"/>
+                <w:sz w:val="20"/>
+                <w:szCs w:val="20"/>
+              </w:rPr>
+              <w:t>Xceed,</w:t>
             </w:r>
             <w:r>
               <w:rPr>
@@ -6673,6 +6647,30 @@
                 <w:sz w:val="20"/>
                 <w:szCs w:val="20"/>
               </w:rPr>
+              <w:t>Jira</w:t>
+            </w:r>
+            <w:r>
+              <w:rPr>
+                <w:rFonts w:ascii="Calibri" w:eastAsia="Calibri" w:hAnsi="Calibri" w:cs="Calibri"/>
+                <w:sz w:val="20"/>
+                <w:szCs w:val="20"/>
+              </w:rPr>
+              <w:t>,</w:t>
+            </w:r>
+            <w:r>
+              <w:rPr>
+                <w:rFonts w:ascii="Calibri" w:eastAsia="Calibri" w:hAnsi="Calibri" w:cs="Calibri"/>
+                <w:sz w:val="20"/>
+                <w:szCs w:val="20"/>
+              </w:rPr>
+              <w:t xml:space="preserve"> </w:t>
+            </w:r>
+            <w:r>
+              <w:rPr>
+                <w:rFonts w:ascii="Calibri" w:eastAsia="Calibri" w:hAnsi="Calibri" w:cs="Calibri"/>
+                <w:sz w:val="20"/>
+                <w:szCs w:val="20"/>
+              </w:rPr>
               <w:t>Enterprise</w:t>
             </w:r>
             <w:r>
@@ -7026,8 +7024,157 @@
                 <w:sz w:val="20"/>
                 <w:szCs w:val="20"/>
               </w:rPr>
-              <w:t xml:space="preserve">SVN. </w:t>
-            </w:r>
+              <w:t>SVN.</w:t>
+            </w:r>
+          </w:p>
+          <w:p>
+            <w:pPr>
+              <w:pStyle w:val="ListParagraph"/>
+              <w:widowControl w:val="0"/>
+              <w:numPr>
+                <w:ilvl w:val="0"/>
+                <w:numId w:val="1"/>
+              </w:numPr>
+              <w:kinsoku w:val="0"/>
+              <w:wordWrap w:val="0"/>
+              <w:autoSpaceDE w:val="0"/>
+              <w:autoSpaceDN w:val="0"/>
+              <w:adjustRightInd w:val="0"/>
+              <w:spacing w:before="1" w:after="1" w:line="239" w:lineRule="auto"/>
+              <w:ind w:left="284" w:right="114" w:hanging="284"/>
+              <w:textAlignment w:val="baseline"/>
+              <w:rPr>
+                <w:rFonts w:ascii="Calibri" w:eastAsia="Calibri" w:hAnsi="Calibri" w:cs="Calibri"/>
+                <w:sz w:val="20"/>
+                <w:szCs w:val="20"/>
+              </w:rPr>
+            </w:pPr>
+            <w:r>
+              <w:rPr>
+                <w:rFonts w:ascii="Calibri" w:eastAsia="Calibri" w:hAnsi="Calibri" w:cs="Calibri"/>
+                <w:b/>
+                <w:spacing w:val="1"/>
+                <w:sz w:val="20"/>
+                <w:szCs w:val="20"/>
+              </w:rPr>
+              <w:t>AI:</w:t>
+            </w:r>
+            <w:r>
+              <w:rPr>
+                <w:rFonts w:ascii="Calibri" w:eastAsia="Calibri" w:hAnsi="Calibri" w:cs="Calibri"/>
+                <w:b/>
+                <w:bCs/>
+                <w:sz w:val="20"/>
+                <w:szCs w:val="20"/>
+              </w:rPr>
+              <w:t xml:space="preserve"> </w:t>
+            </w:r>
+            <w:r>
+              <w:rPr>
+                <w:rFonts w:ascii="Calibri" w:eastAsia="Calibri" w:hAnsi="Calibri" w:cs="Calibri"/>
+                <w:sz w:val="20"/>
+                <w:szCs w:val="20"/>
+              </w:rPr>
+              <w:t>Claude</w:t>
+            </w:r>
+            <w:r>
+              <w:rPr>
+                <w:rFonts w:ascii="Calibri" w:eastAsia="Calibri" w:hAnsi="Calibri" w:cs="Calibri"/>
+                <w:sz w:val="20"/>
+                <w:szCs w:val="20"/>
+              </w:rPr>
+              <w:t xml:space="preserve"> Code (Haiku, Sonnet, Opus), ChatGPT Codex</w:t>
+            </w:r>
+            <w:r>
+              <w:rPr>
+                <w:rFonts w:ascii="Calibri" w:eastAsia="Calibri" w:hAnsi="Calibri" w:cs="Calibri"/>
+                <w:sz w:val="20"/>
+                <w:szCs w:val="20"/>
+              </w:rPr>
+              <w:t>, GitHub Copilot</w:t>
+            </w:r>
+            <w:r>
+              <w:rPr>
+                <w:rFonts w:ascii="Calibri" w:eastAsia="Calibri" w:hAnsi="Calibri" w:cs="Calibri"/>
+                <w:sz w:val="20"/>
+                <w:szCs w:val="20"/>
+              </w:rPr>
+              <w:t>. Creating AI agents for planning, building architecture, coding, code review and writing documentation.</w:t>
+            </w:r>
+          </w:p>
+          <w:p>
+            <w:pPr>
+              <w:pStyle w:val="ListParagraph"/>
+              <w:widowControl w:val="0"/>
+              <w:numPr>
+                <w:ilvl w:val="0"/>
+                <w:numId w:val="1"/>
+              </w:numPr>
+              <w:kinsoku w:val="0"/>
+              <w:wordWrap w:val="0"/>
+              <w:autoSpaceDE w:val="0"/>
+              <w:autoSpaceDN w:val="0"/>
+              <w:adjustRightInd w:val="0"/>
+              <w:spacing w:before="1" w:after="1" w:line="239" w:lineRule="auto"/>
+              <w:ind w:left="284" w:right="114" w:hanging="284"/>
+              <w:textAlignment w:val="baseline"/>
+              <w:rPr>
+                <w:rFonts w:ascii="Calibri" w:eastAsia="Calibri" w:hAnsi="Calibri" w:cs="Calibri"/>
+                <w:b/>
+                <w:bCs/>
+                <w:sz w:val="20"/>
+                <w:szCs w:val="20"/>
+              </w:rPr>
+            </w:pPr>
+            <w:r>
+              <w:rPr>
+                <w:rFonts w:ascii="Calibri" w:eastAsia="Calibri" w:hAnsi="Calibri" w:cs="Calibri"/>
+                <w:b/>
+                <w:bCs/>
+                <w:sz w:val="20"/>
+                <w:szCs w:val="20"/>
+              </w:rPr>
+              <w:t>Portfolio:</w:t>
+            </w:r>
+            <w:r>
+              <w:rPr>
+                <w:rFonts w:ascii="Calibri" w:eastAsia="Calibri" w:hAnsi="Calibri" w:cs="Calibri"/>
+                <w:b/>
+                <w:bCs/>
+                <w:sz w:val="20"/>
+                <w:szCs w:val="20"/>
+              </w:rPr>
+              <w:t xml:space="preserve"> </w:t>
+            </w:r>
+            <w:hyperlink r:id="rId7" w:history="1">
+              <w:r>
+                <w:rPr>
+                  <w:rStyle w:val="Hyperlink"/>
+                  <w:rFonts w:ascii="Calibri" w:eastAsia="Calibri" w:hAnsi="Calibri" w:cs="Calibri"/>
+                  <w:sz w:val="20"/>
+                  <w:szCs w:val="20"/>
+                </w:rPr>
+                <w:t>https://github.com/Startrek1977?</w:t>
+              </w:r>
+              <w:r>
+                <w:rPr>
+                  <w:rStyle w:val="Hyperlink"/>
+                  <w:rFonts w:ascii="Calibri" w:eastAsia="Calibri" w:hAnsi="Calibri" w:cs="Calibri"/>
+                  <w:sz w:val="20"/>
+                  <w:szCs w:val="20"/>
+                </w:rPr>
+                <w:t>t</w:t>
+              </w:r>
+              <w:r>
+                <w:rPr>
+                  <w:rStyle w:val="Hyperlink"/>
+                  <w:rFonts w:ascii="Calibri" w:eastAsia="Calibri" w:hAnsi="Calibri" w:cs="Calibri"/>
+                  <w:sz w:val="20"/>
+                  <w:szCs w:val="20"/>
+                </w:rPr>
+                <w:t>ab=repositories</w:t>
+              </w:r>
+            </w:hyperlink>
           </w:p>
           <w:p>
             <w:pPr>
@@ -7514,6 +7661,36 @@
                     </w:rPr>
                     <w:t xml:space="preserve"> standards.</w:t>
                   </w:r>
+                  <w:r>
+                    <w:rPr>
+                      <w:rFonts w:ascii="Calibri" w:eastAsia="Calibri" w:hAnsi="Calibri" w:cs="Calibri"/>
+                      <w:bCs/>
+                      <w:iCs/>
+                      <w:sz w:val="20"/>
+                      <w:szCs w:val="20"/>
+                    </w:rPr>
+                    <w:t xml:space="preserve"> Writing </w:t>
+                  </w:r>
+                  <w:r>
+                    <w:rPr>
+                      <w:rFonts w:ascii="Calibri" w:eastAsia="Calibri" w:hAnsi="Calibri" w:cs="Calibri"/>
+                      <w:b/>
+                      <w:iCs/>
+                      <w:sz w:val="20"/>
+                      <w:szCs w:val="20"/>
+                    </w:rPr>
+                    <w:t>Python</w:t>
+                  </w:r>
+                  <w:r>
+                    <w:rPr>
+                      <w:rFonts w:ascii="Calibri" w:eastAsia="Calibri" w:hAnsi="Calibri" w:cs="Calibri"/>
+                      <w:bCs/>
+                      <w:iCs/>
+                      <w:sz w:val="20"/>
+                      <w:szCs w:val="20"/>
+                    </w:rPr>
+                    <w:t xml:space="preserve"> scrips for internal use.</w:t>
+                  </w:r>
                 </w:p>
                 <w:p>
                   <w:pPr>
@@ -7630,46 +7807,6 @@
                     </w:rPr>
                     <w:t xml:space="preserve"> that enhances diagnostic accuracy and clinical workflow efficiency.</w:t>
                   </w:r>
-                </w:p>
-                <w:p>
-                  <w:pPr>
-                    <w:widowControl w:val="0"/>
-                    <w:kinsoku w:val="0"/>
-                    <w:wordWrap w:val="0"/>
-                    <w:autoSpaceDE w:val="0"/>
-                    <w:autoSpaceDN w:val="0"/>
-                    <w:adjustRightInd w:val="0"/>
-                    <w:spacing w:before="1" w:after="1" w:line="239" w:lineRule="auto"/>
-                    <w:ind w:left="365"/>
-                    <w:textAlignment w:val="baseline"/>
-                    <w:rPr>
-                      <w:rFonts w:ascii="Calibri" w:eastAsia="Calibri" w:hAnsi="Calibri" w:cs="Calibri"/>
-                      <w:b/>
-                      <w:iCs/>
-                      <w:sz w:val="20"/>
-                      <w:szCs w:val="20"/>
-                    </w:rPr>
-                  </w:pPr>
-                </w:p>
-                <w:p>
-                  <w:pPr>
-                    <w:widowControl w:val="0"/>
-                    <w:kinsoku w:val="0"/>
-                    <w:wordWrap w:val="0"/>
-                    <w:autoSpaceDE w:val="0"/>
-                    <w:autoSpaceDN w:val="0"/>
-                    <w:adjustRightInd w:val="0"/>
-                    <w:spacing w:before="1" w:after="1" w:line="239" w:lineRule="auto"/>
-                    <w:ind w:left="365"/>
-                    <w:textAlignment w:val="baseline"/>
-                    <w:rPr>
-                      <w:rFonts w:ascii="Calibri" w:eastAsia="Calibri" w:hAnsi="Calibri" w:cs="Calibri"/>
-                      <w:b/>
-                      <w:iCs/>
-                      <w:sz w:val="20"/>
-                      <w:szCs w:val="20"/>
-                    </w:rPr>
-                  </w:pPr>
                 </w:p>
                 <w:p>
                   <w:pPr>
@@ -7729,33 +7866,7 @@
                       <w:szCs w:val="20"/>
                     </w:rPr>
                     <w:lastRenderedPageBreak/>
-                    <w:t xml:space="preserve">Design/Product Development Engineer – BIOSENSE (on behalf of </w:t>
-                  </w:r>
-                  <w:proofErr w:type="spellStart"/>
-                  <w:r>
-                    <w:rPr>
-                      <w:rFonts w:ascii="Calibri" w:eastAsia="Calibri" w:hAnsi="Calibri" w:cs="Calibri"/>
-                      <w:b/>
-                      <w:bCs/>
-                      <w:iCs/>
-                      <w:spacing w:val="1"/>
-                      <w:sz w:val="20"/>
-                      <w:szCs w:val="20"/>
-                    </w:rPr>
-                    <w:t>Conkor</w:t>
-                  </w:r>
-                  <w:proofErr w:type="spellEnd"/>
-                  <w:r>
-                    <w:rPr>
-                      <w:rFonts w:ascii="Calibri" w:eastAsia="Calibri" w:hAnsi="Calibri" w:cs="Calibri"/>
-                      <w:b/>
-                      <w:bCs/>
-                      <w:iCs/>
-                      <w:spacing w:val="1"/>
-                      <w:sz w:val="20"/>
-                      <w:szCs w:val="20"/>
-                    </w:rPr>
-                    <w:t>)</w:t>
+                    <w:t>Design/Product Development Engineer – BIOSENSE (on behalf of Conkor)</w:t>
                   </w:r>
                   <w:r>
                     <w:rPr>
@@ -8265,29 +8376,7 @@
                       <w:sz w:val="20"/>
                       <w:szCs w:val="20"/>
                     </w:rPr>
-                    <w:t xml:space="preserve">(on behalf of </w:t>
-                  </w:r>
-                  <w:proofErr w:type="spellStart"/>
-                  <w:r>
-                    <w:rPr>
-                      <w:rFonts w:ascii="Calibri" w:eastAsia="Calibri" w:hAnsi="Calibri" w:cs="Calibri"/>
-                      <w:iCs/>
-                      <w:spacing w:val="1"/>
-                      <w:sz w:val="20"/>
-                      <w:szCs w:val="20"/>
-                    </w:rPr>
-                    <w:t>mPrest</w:t>
-                  </w:r>
-                  <w:proofErr w:type="spellEnd"/>
-                  <w:r>
-                    <w:rPr>
-                      <w:rFonts w:ascii="Calibri" w:eastAsia="Calibri" w:hAnsi="Calibri" w:cs="Calibri"/>
-                      <w:iCs/>
-                      <w:spacing w:val="1"/>
-                      <w:sz w:val="20"/>
-                      <w:szCs w:val="20"/>
-                    </w:rPr>
-                    <w:t>)</w:t>
+                    <w:t>(on behalf of mPrest)</w:t>
                   </w:r>
                   <w:r>
                     <w:rPr>
@@ -8717,7 +8806,6 @@
                     </w:rPr>
                     <w:t xml:space="preserve">, and </w:t>
                   </w:r>
-                  <w:proofErr w:type="spellStart"/>
                   <w:r>
                     <w:rPr>
                       <w:rFonts w:ascii="Calibri" w:eastAsia="Calibri" w:hAnsi="Calibri" w:cs="Calibri"/>
@@ -8728,20 +8816,7 @@
                       <w:sz w:val="20"/>
                       <w:szCs w:val="20"/>
                     </w:rPr>
-                    <w:t>Tiltan</w:t>
-                  </w:r>
-                  <w:proofErr w:type="spellEnd"/>
-                  <w:r>
-                    <w:rPr>
-                      <w:rFonts w:ascii="Calibri" w:eastAsia="Calibri" w:hAnsi="Calibri" w:cs="Calibri"/>
-                      <w:b/>
-                      <w:bCs/>
-                      <w:iCs/>
-                      <w:spacing w:val="1"/>
-                      <w:sz w:val="20"/>
-                      <w:szCs w:val="20"/>
-                    </w:rPr>
-                    <w:t xml:space="preserve"> (ILX)</w:t>
+                    <w:t>Tiltan (ILX)</w:t>
                   </w:r>
                   <w:r>
                     <w:rPr>
@@ -9143,18 +9218,7 @@
                       <w:sz w:val="20"/>
                       <w:szCs w:val="20"/>
                     </w:rPr>
-                    <w:t>Joint effort</w:t>
-                  </w:r>
-                  <w:r>
-                    <w:rPr>
-                      <w:rFonts w:ascii="Calibri" w:eastAsia="Calibri" w:hAnsi="Calibri" w:cs="Calibri"/>
-                      <w:bCs/>
-                      <w:iCs/>
-                      <w:spacing w:val="1"/>
-                      <w:sz w:val="20"/>
-                      <w:szCs w:val="20"/>
-                    </w:rPr>
-                    <w:t xml:space="preserve"> </w:t>
+                    <w:t xml:space="preserve">Joint effort </w:t>
                   </w:r>
                   <w:r>
                     <w:rPr>
@@ -9646,29 +9710,7 @@
                       <w:sz w:val="20"/>
                       <w:szCs w:val="20"/>
                     </w:rPr>
-                    <w:t xml:space="preserve">Software Developer – RAFAEL (on behalf of </w:t>
-                  </w:r>
-                  <w:proofErr w:type="spellStart"/>
-                  <w:r>
-                    <w:rPr>
-                      <w:rFonts w:ascii="Calibri" w:eastAsia="Calibri" w:hAnsi="Calibri" w:cs="Calibri"/>
-                      <w:b/>
-                      <w:bCs/>
-                      <w:sz w:val="20"/>
-                      <w:szCs w:val="20"/>
-                    </w:rPr>
-                    <w:t>Korentec</w:t>
-                  </w:r>
-                  <w:proofErr w:type="spellEnd"/>
-                  <w:r>
-                    <w:rPr>
-                      <w:rFonts w:ascii="Calibri" w:eastAsia="Calibri" w:hAnsi="Calibri" w:cs="Calibri"/>
-                      <w:b/>
-                      <w:bCs/>
-                      <w:sz w:val="20"/>
-                      <w:szCs w:val="20"/>
-                    </w:rPr>
-                    <w:t>), Command and Control Department</w:t>
+                    <w:t>Software Developer – RAFAEL (on behalf of Korentec), Command and Control Department</w:t>
                   </w:r>
                   <w:r>
                     <w:rPr>
@@ -9965,7 +10007,6 @@
                     </w:rPr>
                     <w:t xml:space="preserve"> functionality using </w:t>
                   </w:r>
-                  <w:proofErr w:type="spellStart"/>
                   <w:r>
                     <w:rPr>
                       <w:rFonts w:ascii="Calibri" w:eastAsia="Calibri" w:hAnsi="Calibri" w:cs="Calibri"/>
@@ -9974,18 +10015,7 @@
                       <w:sz w:val="20"/>
                       <w:szCs w:val="20"/>
                     </w:rPr>
-                    <w:t>Tiltan</w:t>
-                  </w:r>
-                  <w:proofErr w:type="spellEnd"/>
-                  <w:r>
-                    <w:rPr>
-                      <w:rFonts w:ascii="Calibri" w:eastAsia="Calibri" w:hAnsi="Calibri" w:cs="Calibri"/>
-                      <w:b/>
-                      <w:bCs/>
-                      <w:sz w:val="20"/>
-                      <w:szCs w:val="20"/>
-                    </w:rPr>
-                    <w:t xml:space="preserve"> (ILX)</w:t>
+                    <w:t>Tiltan (ILX)</w:t>
                   </w:r>
                   <w:r>
                     <w:rPr>
@@ -10066,7 +10096,6 @@
                     </w:rPr>
                     <w:t xml:space="preserve"> for software design and </w:t>
                   </w:r>
-                  <w:proofErr w:type="spellStart"/>
                   <w:r>
                     <w:rPr>
                       <w:rFonts w:ascii="Calibri" w:eastAsia="Calibri" w:hAnsi="Calibri" w:cs="Calibri"/>
@@ -10077,7 +10106,6 @@
                     </w:rPr>
                     <w:t>NUnit</w:t>
                   </w:r>
-                  <w:proofErr w:type="spellEnd"/>
                   <w:r>
                     <w:rPr>
                       <w:rFonts w:ascii="Calibri" w:eastAsia="Calibri" w:hAnsi="Calibri" w:cs="Calibri"/>
@@ -12959,6 +12987,7 @@
   <w:style w:type="character" w:default="1" w:styleId="DefaultParagraphFont">
     <w:name w:val="Default Paragraph Font"/>
     <w:uiPriority w:val="1"/>
+    <w:semiHidden/>
     <w:unhideWhenUsed/>
   </w:style>
   <w:style w:type="table" w:default="1" w:styleId="TableNormal">
@@ -13031,6 +13060,18 @@
       <w:ind w:left="720"/>
       <w:contextualSpacing/>
     </w:pPr>
+  </w:style>
+  <w:style w:type="character" w:styleId="FollowedHyperlink">
+    <w:name w:val="FollowedHyperlink"/>
+    <w:basedOn w:val="DefaultParagraphFont"/>
+    <w:uiPriority w:val="99"/>
+    <w:semiHidden/>
+    <w:unhideWhenUsed/>
+    <w:rsid w:val="00AD1D2B"/>
+    <w:rPr>
+      <w:color w:val="800080" w:themeColor="followedHyperlink"/>
+      <w:u w:val="single"/>
+    </w:rPr>
   </w:style>
 </w:styles>
 </file>
